--- a/example_articles/states/Oklahoma/5.states_Oklahoma_Other_publisher.docx
+++ b/example_articles/states/Oklahoma/5.states_Oklahoma_Other_publisher.docx
@@ -7,7 +7,7 @@
         <w:pStyle w:val="Heading1"/>
       </w:pPr>
       <w:r>
-        <w:t>Dig into the bounty, from 'Moon' to 'Saw'</w:t>
+        <w:t>Trump's rally proves he's loyal only to himself</w:t>
       </w:r>
     </w:p>
     <w:p>
@@ -17,17 +17,17 @@
     </w:p>
     <w:p>
       <w:r>
-        <w:t>Date: 2023-08-31</w:t>
+        <w:t>Date: 2020-06-26</w:t>
       </w:r>
     </w:p>
     <w:p>
       <w:r>
-        <w:t>Section: FEATURES; Pg. D1</w:t>
+        <w:t>Section: OPINION; Pg. A17</w:t>
       </w:r>
     </w:p>
     <w:p>
       <w:r>
-        <w:t>Source file: Other publishers/Files (500) (2).DOCX</w:t>
+        <w:t>Source file: Other publishers/Files (500) (3).DOCX</w:t>
       </w:r>
     </w:p>
     <w:p>
@@ -49,121 +49,29 @@
     </w:p>
     <w:p>
       <w:r>
-        <w:t>First there was "Barbenheimer." But are you prepared for "Saw Patrol"? As a same-day, double-feature sensation, the next brutal chapter in the "Saw" horror franchise and a kid-friendly animated adventure with talking superhero dogs is an even more improbable pairing. But they do symbolize the wide variety of films arriving in the next couple of months as the weather gets a little colder and the pumpkin spice lattes start flowing: a new Oscar-ready Martin Scorsese/Leonardo DiCaprio collaboration, a Priscilla Presley biopic, another round of "The Exorcist," a Netflix crime drama starring Emily Blunt and Chris Evans, and much more. Here's an exclusive peek at the 10 movies you absolutely, positively must see this fall:</w:t>
+        <w:t>For the longest time, I was under the impression that Donald Trump saw the world in strict terms of us vs. them.</w:t>
         <w:br/>
-        <w:t>'The Nun II' (Sept. 8)</w:t>
+        <w:t>I believed that in his limited imagination, there were clear lines - Black vs. white, rich vs. poor, Republican vs. Democrat.</w:t>
         <w:br/>
-        <w:t>Stars: Taissa Farmiga, Storm Reid, Bonnie Aarons.</w:t>
+        <w:t>But in the days since Trump's sparsely attended political rally in Tulsa, Okla., I am convinced that there is no "us" in Trump's vision of the world. There is only Trump. Everyone else is a tool to be used for Trump's own personal gain. How else to explain Trump's attempt to put thousands of his most staunch supporters into an enclosed arena where they could contract and spread a deadly virus that's already killed upwards of 120,000 Americans?</w:t>
         <w:br/>
-        <w:t>Director: Michael Chaves.</w:t>
+        <w:t>In my view, that's a frightening reflection of Trump's actual persona. If he could risk the very lives of his most loyal followers by using them as extras in his attempt to mount a political comeback, what would he do to the rest of us for his own personal gain?</w:t>
         <w:br/>
-        <w:t>The skinny: Set in 1956 France, the horror sequel (and ninth installment in "The Conjuring" franchise) returns Sister Irene (Farmiga), who survived her first encounter years earlier with the demonic nun Valak (Aarons). This time, she's faced with the freaky figure while investigating a priest's murder and odd occurrences at a boarding school.</w:t>
+        <w:t>The answer, I suppose, is that Trump would do anything he could imagine. That's why I need Trump's right-wing, working-class supporters to stop for a moment and think about this question: Suppose Trump is just using racism as a means to gain your political support? This is not to say he wholeheartedly embraces Black and brown people. His record of racial bias goes back to the 1970s, when the Justice Department sued him for refusing to rent to Black people.</w:t>
         <w:br/>
-        <w:t>Where to watch: In theaters.</w:t>
+        <w:t>But what if Trump is using racism to convince his working-class white supporters that they are somehow just like him? That their white skin connects them to his businesses, his power, and his success? Suppose all of it is a con game meant to make his followers believe they're something they're not?</w:t>
         <w:br/>
-        <w:t>'Dumb Money' (Sept. 15)</w:t>
+        <w:t>I am convinced that Trump, in trying to convince his followers that a potentially fatal disease is not real, has shown his true feelings for them. I don't believe Trump is any more concerned for white people than he is for Black people, Latinos, or Asians. I think that when he says African countries are s-holes, or that Mexico sends us rapists and criminals, or that the novel coronavirus is "kung flu," he is stating his true sentiments, but more than that, he is seeking a connection with other white people.</w:t>
         <w:br/>
-        <w:t>Stars: Paul Dano, Seth Rogen, Pete Davidson.</w:t>
+        <w:t>However, that connection can't be real. If it were, he wouldn't risk his followers' lives by bringing them into a place where they could contract a life-threatening disease. He wouldn't ask them to sign waivers saying they wouldn't sue Trump or his campaign if they did contract the disease. He wouldn't pretend that there is no risk in gathering in such a large group.</w:t>
         <w:br/>
-        <w:t>Director: Craig Gillespie.</w:t>
+        <w:t>I believe that when Trump pretends to care about his white followers, he is engaging in the same behavior as any con man. He is attempting to disarm them. He is trying to make them let their guard down. He is setting them up for the con.</w:t>
         <w:br/>
-        <w:t>The skinny: Dano stars in the comedic true-life story as Keith Gill, a YouTube financial analyst who sinks his entire life savings into stock in the video-game company GameStop. He gets a ton of everyday people to go in with him, making them millions and in the process freaking out billionaires and Wall Street tycoons.</w:t>
+        <w:t>Donald Trump doesn't care about his white followers any more than he cares for his Black detractors. They are simply a means to an end, and when he's through with them, he will dispose of them in the same way he disposes of anyone for whom he has no further use.</w:t>
         <w:br/>
-        <w:t>Where to watch: In theaters (adding cities through September and nationwide Oct. 6).</w:t>
+        <w:t>Ask former Attorney General Jeff Sessions, or former national security adviser John Bolton, or former fixer Michael Cohen, or any of the former Mrs. Trumps.</w:t>
         <w:br/>
-        <w:t>'A Haunting in Venice' (Sept. 15)</w:t>
-        <w:br/>
-        <w:t>Stars: Kenneth Branagh, Michelle Yeoh, Tina Fey.</w:t>
-        <w:br/>
-        <w:t>Director: Kenneth Branagh.</w:t>
-        <w:br/>
-        <w:t>The skinny: Based on the Agatha Christie novel "Hallowe'en Party," the mystery catches up with famed detective Hercule Poirot (Branagh), now retired and living in Italy. He's invited by an old friend (Fey) to attend a seance hosted by a self-proclaimed psychic (Yeoh) and is back to sleuthing when a fellow guest winds up dead.</w:t>
-        <w:br/>
-        <w:t>Where to watch: In theaters.</w:t>
-        <w:br/>
-        <w:t>'Paw Patrol: The Mighty Movie' (Sept. 29)</w:t>
-        <w:br/>
-        <w:t>Stars: Taraji P. Henson, Kristen Bell, James Marsden.</w:t>
-        <w:br/>
-        <w:t>Director: Cal Brunker.</w:t>
-        <w:br/>
-        <w:t>The skinny: While the guest voice cast includes Chris Rock and Kim Kardashian, kids will care most about Chase, Skye, Marshall and the rest of the good-guy pups. The Paw Patrol members get superpowers thanks to a meteorite landing in Adventure City, though a mad scientist (Henson) will stop at nothing to steal them for herself.</w:t>
-        <w:br/>
-        <w:t>Where to watch: In theaters.</w:t>
-        <w:br/>
-        <w:t>'Saw X' (Sept. 29)</w:t>
-        <w:br/>
-        <w:t>Stars: Tobin Bell, Shawnee Smith, Steven Brand.</w:t>
-        <w:br/>
-        <w:t>Director: Kevin Greutert.</w:t>
-        <w:br/>
-        <w:t>The skinny: The 10th "Saw" film is set between the first two movies and brings back Bell as John Kramer, aka the Jigsaw Killer. A cancer diagnosis sends him to Mexico for a miracle cure that turns out to be a scam, and the sadistic villain uses his signature gruesome traps to torture the con-artist culprits.</w:t>
-        <w:br/>
-        <w:t>Where to watch: In theaters.</w:t>
-        <w:br/>
-        <w:t>'The Burial' (Oct. 6)</w:t>
-        <w:br/>
-        <w:t>Stars: Jamie Foxx, Tommy Lee Jones, Alan Ruck.</w:t>
-        <w:br/>
-        <w:t>Director: Maggie Betts.</w:t>
-        <w:br/>
-        <w:t>The skinny: In the comedic drama based on a 1999 New Yorker article, Jamie Foxx stars as a charismatic, self-made attorney hired by a funeral home owner (Jones) to save his family business. The unlikely duo push past their differences and bond over exposing corruption and racial injustice.</w:t>
-        <w:br/>
-        <w:t>Where to watch: In theaters (and on Prime Video Oct. 13).</w:t>
-        <w:br/>
-        <w:t>'The Exorcist: Believer' (Oct. 13)</w:t>
-        <w:br/>
-        <w:t>Stars: Leslie Odom Jr., Ellen Burstyn, Ann Dowd.</w:t>
-        <w:br/>
-        <w:t>Director: David Gordon Green.</w:t>
-        <w:br/>
-        <w:t>The skinny: As he did with "Halloween," Green crafts a direct sequel to the 1973 horror classic "The Exorcist" and brings back original star Burstyn. Her character, Chris MacNeil, is recruited to help when a couple of young girls go missing in the forest and show up days later possessed by a demon.</w:t>
-        <w:br/>
-        <w:t>Where to watch: In theaters.</w:t>
-        <w:br/>
-        <w:t>'Killers of the Flower Moon' (Oct. 20)</w:t>
-        <w:br/>
-        <w:t>Stars: Leonardo DiCaprio, Lily Gladstone, Robert De Niro.</w:t>
-        <w:br/>
-        <w:t>Director: Martin Scorsese.</w:t>
-        <w:br/>
-        <w:t>The skinny: Based on David Grann's book, Scorsese's Western crime saga is both a love story - of Ernest Burkhart (Leonardo DiCaprio) and his Native American wife Mollie Kyle (Lily Gladstone) - and a tale of theft and murder centering on the wealthy Osage Nation in 1920s Oklahoma.</w:t>
-        <w:br/>
-        <w:t>Where to watch: In theaters.</w:t>
-        <w:br/>
-        <w:t>'Pain Hustlers' (Oct. 27)</w:t>
-        <w:br/>
-        <w:t>Stars: Emily Blunt, Chris Evans, Catherine O'Hara.</w:t>
-        <w:br/>
-        <w:t>Director: David Yates.</w:t>
-        <w:br/>
-        <w:t>The skinny: Blunt stars as Liza Drake, a high-school dropout and working-class single mom whose life turns around when she meets a rep (Evans) for a pharmaceutical startup in a Florida strip mall. Her gumption and drive boost the company, but things go awry when Liza discovers she's at the center of a racketeering scheme.</w:t>
-        <w:br/>
-        <w:t>Where to watch: Netflix.</w:t>
-        <w:br/>
-        <w:t>'Priscilla' (Oct. 27)</w:t>
-        <w:br/>
-        <w:t>Stars: Cailee Spaeny, Jacob Elordi, Dagmara Dominczyk.</w:t>
-        <w:br/>
-        <w:t>Director: Sofia Coppola.</w:t>
-        <w:br/>
-        <w:t>The skinny: Elvis got his biopic last year - now Priscilla Presley gets hers. Based on the 1985 memoir "Elvis and Me," the drama features Spaeny playing Priscilla from age 14, when she meets Elvis (Elordi) at a party to 24 and married to the king of rock 'n' roll.</w:t>
-        <w:br/>
-        <w:t>Where to watch: In theaters.</w:t>
-        <w:br/>
-        <w:br/>
-        <w:t>Graphic</w:t>
-        <w:br/>
-        <w:br/>
-        <w:t xml:space="preserve"> </w:t>
-        <w:br/>
-        <w:t>Lily Gladstone, center, stars as a member of the Osage Nation, a target for theft and murder in 1920s Oklahoma in Martin Scorsese's "Killers of the Flower Moon."</w:t>
-        <w:br/>
-        <w:t>provided by APPLE</w:t>
-        <w:br/>
-        <w:t>Paul Dano stars as a YouTube financial analyst who goes all in on GameStop stock and changes the game in the true-life comedy "Dumb Money."</w:t>
-        <w:br/>
-        <w:t>provided by CLAIRE FOLGER</w:t>
+        <w:t>I just wonder if Trump's white followers will wake up to that reality before it's too late. If they don't, they won't be the only ones to suffer the consequences. sj@solomonjones.com SolomonJones1</w:t>
       </w:r>
     </w:p>
     <w:sectPr>
